--- a/assets/b.docx
+++ b/assets/b.docx
@@ -3382,26 +3382,13 @@
         <w:autoSpaceDE w:val="0"/>
         <w:autoSpaceDN w:val="0"/>
         <w:spacing w:after="0" w:line="360" w:lineRule="auto"/>
-        <w:ind w:right="1170"/>
+        <w:ind w:right="1177"/>
         <w:jc w:val="both"/>
         <w:rPr>
           <w:rFonts w:ascii="Palatino Linotype" w:eastAsia="Palatino Linotype" w:hAnsi="Palatino Linotype" w:cs="Palatino Linotype"/>
           <w:sz w:val="24"/>
           <w:szCs w:val="24"/>
         </w:rPr>
-        <w:sectPr>
-          <w:headerReference w:type="even" r:id="rId8"/>
-          <w:headerReference w:type="default" r:id="rId9"/>
-          <w:footerReference w:type="even" r:id="rId10"/>
-          <w:footerReference w:type="default" r:id="rId11"/>
-          <w:headerReference w:type="first" r:id="rId12"/>
-          <w:footerReference w:type="first" r:id="rId13"/>
-          <w:type w:val="continuous"/>
-          <w:pgSz w:w="16840" w:h="11910" w:orient="landscape" w:code="9"/>
-          <w:pgMar w:top="1644" w:right="1440" w:bottom="1440" w:left="1440" w:header="306" w:footer="731" w:gutter="0"/>
-          <w:cols w:space="720"/>
-          <w:docGrid w:linePitch="299"/>
-        </w:sectPr>
       </w:pPr>
       <w:r>
         <w:rPr>
@@ -3635,7 +3622,7 @@
         <w:autoSpaceDE w:val="0"/>
         <w:autoSpaceDN w:val="0"/>
         <w:spacing w:after="0" w:line="360" w:lineRule="auto"/>
-        <w:ind w:right="1177"/>
+        <w:ind w:left="1915" w:right="1177"/>
         <w:jc w:val="both"/>
         <w:rPr>
           <w:rFonts w:ascii="Palatino Linotype" w:eastAsia="Palatino Linotype" w:hAnsi="Palatino Linotype" w:cs="Palatino Linotype"/>
@@ -5542,6 +5529,15 @@
     <w:p>
       <w:pPr>
         <w:pStyle w:val="ListParagraph"/>
+        <w:rPr>
+          <w:rFonts w:ascii="Palatino Linotype" w:eastAsia="Palatino Linotype" w:hAnsi="Palatino Linotype" w:cs="Palatino Linotype"/>
+          <w:sz w:val="24"/>
+          <w:szCs w:val="24"/>
+        </w:rPr>
+      </w:pPr>
+    </w:p>
+    <w:p>
+      <w:pPr>
         <w:rPr>
           <w:rFonts w:ascii="Palatino Linotype" w:eastAsia="Palatino Linotype" w:hAnsi="Palatino Linotype" w:cs="Palatino Linotype"/>
           <w:sz w:val="24"/>
@@ -6636,6 +6632,7 @@
                 <w:sz w:val="24"/>
                 <w:szCs w:val="24"/>
               </w:rPr>
+              <w:lastRenderedPageBreak/>
               <w:t>No.</w:t>
             </w:r>
             <w:r>
@@ -6821,7 +6818,6 @@
                 <w:sz w:val="24"/>
                 <w:szCs w:val="24"/>
               </w:rPr>
-              <w:lastRenderedPageBreak/>
               <w:t>No.</w:t>
             </w:r>
             <w:r>
@@ -7425,6 +7421,8 @@
       </w:pPr>
     </w:p>
     <w:sectPr>
+      <w:headerReference w:type="default" r:id="rId8"/>
+      <w:footerReference w:type="default" r:id="rId9"/>
       <w:type w:val="continuous"/>
       <w:pgSz w:w="16840" w:h="11910" w:orient="landscape" w:code="9"/>
       <w:pgMar w:top="1644" w:right="1440" w:bottom="1440" w:left="1440" w:header="307" w:footer="730" w:gutter="0"/>
@@ -7461,16 +7459,6 @@
 </file>
 
 <file path=word/footer1.xml><?xml version="1.0" encoding="utf-8"?>
-<w:ftr xmlns:wpc="http://schemas.microsoft.com/office/word/2010/wordprocessingCanvas" xmlns:cx="http://schemas.microsoft.com/office/drawing/2014/chartex" xmlns:cx1="http://schemas.microsoft.com/office/drawing/2015/9/8/chartex" xmlns:cx2="http://schemas.microsoft.com/office/drawing/2015/10/21/chartex" xmlns:cx3="http://schemas.microsoft.com/office/drawing/2016/5/9/chartex" xmlns:cx4="http://schemas.microsoft.com/office/drawing/2016/5/10/chartex" xmlns:cx5="http://schemas.microsoft.com/office/drawing/2016/5/11/chartex" xmlns:cx6="http://schemas.microsoft.com/office/drawing/2016/5/12/chartex" xmlns:cx7="http://schemas.microsoft.com/office/drawing/2016/5/13/chartex" xmlns:cx8="http://schemas.microsoft.com/office/drawing/2016/5/14/chartex" xmlns:mc="http://schemas.openxmlformats.org/markup-compatibility/2006" xmlns:aink="http://schemas.microsoft.com/office/drawing/2016/ink" xmlns:am3d="http://schemas.microsoft.com/office/drawing/2017/model3d" xmlns:o="urn:schemas-microsoft-com:office:office" xmlns:oel="http://schemas.microsoft.com/office/2019/extlst" xmlns:r="http://schemas.openxmlformats.org/officeDocument/2006/relationships" xmlns:m="http://schemas.openxmlformats.org/officeDocument/2006/math" xmlns:v="urn:schemas-microsoft-com:vml" xmlns:wp14="http://schemas.microsoft.com/office/word/2010/wordprocessingDrawing" xmlns:wp="http://schemas.openxmlformats.org/drawingml/2006/wordprocessingDrawing" xmlns:w10="urn:schemas-microsoft-com:office:word" xmlns:w="http://schemas.openxmlformats.org/wordprocessingml/2006/main" xmlns:w14="http://schemas.microsoft.com/office/word/2010/wordml" xmlns:w15="http://schemas.microsoft.com/office/word/2012/wordml" xmlns:w16cex="http://schemas.microsoft.com/office/word/2018/wordml/cex" xmlns:w16cid="http://schemas.microsoft.com/office/word/2016/wordml/cid" xmlns:w16="http://schemas.microsoft.com/office/word/2018/wordml" xmlns:w16du="http://schemas.microsoft.com/office/word/2023/wordml/word16du" xmlns:w16sdtdh="http://schemas.microsoft.com/office/word/2020/wordml/sdtdatahash" xmlns:w16se="http://schemas.microsoft.com/office/word/2015/wordml/symex" xmlns:wpg="http://schemas.microsoft.com/office/word/2010/wordprocessingGroup" xmlns:wpi="http://schemas.microsoft.com/office/word/2010/wordprocessingInk" xmlns:wne="http://schemas.microsoft.com/office/word/2006/wordml" xmlns:wps="http://schemas.microsoft.com/office/word/2010/wordprocessingShape" mc:Ignorable="w14 w15 w16se w16cid w16 w16cex w16sdtdh w16du wp14">
-  <w:p>
-    <w:pPr>
-      <w:pStyle w:val="Footer"/>
-    </w:pPr>
-  </w:p>
-</w:ftr>
-</file>
-
-<file path=word/footer2.xml><?xml version="1.0" encoding="utf-8"?>
 <w:ftr xmlns:wpc="http://schemas.microsoft.com/office/word/2010/wordprocessingCanvas" xmlns:cx="http://schemas.microsoft.com/office/drawing/2014/chartex" xmlns:cx1="http://schemas.microsoft.com/office/drawing/2015/9/8/chartex" xmlns:cx2="http://schemas.microsoft.com/office/drawing/2015/10/21/chartex" xmlns:cx3="http://schemas.microsoft.com/office/drawing/2016/5/9/chartex" xmlns:cx4="http://schemas.microsoft.com/office/drawing/2016/5/10/chartex" xmlns:cx5="http://schemas.microsoft.com/office/drawing/2016/5/11/chartex" xmlns:cx6="http://schemas.microsoft.com/office/drawing/2016/5/12/chartex" xmlns:cx7="http://schemas.microsoft.com/office/drawing/2016/5/13/chartex" xmlns:cx8="http://schemas.microsoft.com/office/drawing/2016/5/14/chartex" xmlns:mc="http://schemas.openxmlformats.org/markup-compatibility/2006" xmlns:aink="http://schemas.microsoft.com/office/drawing/2016/ink" xmlns:am3d="http://schemas.microsoft.com/office/drawing/2017/model3d" xmlns:o="urn:schemas-microsoft-com:office:office" xmlns:oel="http://schemas.microsoft.com/office/2019/extlst" xmlns:r="http://schemas.openxmlformats.org/officeDocument/2006/relationships" xmlns:m="http://schemas.openxmlformats.org/officeDocument/2006/math" xmlns:v="urn:schemas-microsoft-com:vml" xmlns:wp14="http://schemas.microsoft.com/office/word/2010/wordprocessingDrawing" xmlns:wp="http://schemas.openxmlformats.org/drawingml/2006/wordprocessingDrawing" xmlns:w10="urn:schemas-microsoft-com:office:word" xmlns:w="http://schemas.openxmlformats.org/wordprocessingml/2006/main" xmlns:w14="http://schemas.microsoft.com/office/word/2010/wordml" xmlns:w15="http://schemas.microsoft.com/office/word/2012/wordml" xmlns:w16cex="http://schemas.microsoft.com/office/word/2018/wordml/cex" xmlns:w16cid="http://schemas.microsoft.com/office/word/2016/wordml/cid" xmlns:w16="http://schemas.microsoft.com/office/word/2018/wordml" xmlns:w16du="http://schemas.microsoft.com/office/word/2023/wordml/word16du" xmlns:w16sdtdh="http://schemas.microsoft.com/office/word/2020/wordml/sdtdatahash" xmlns:w16se="http://schemas.microsoft.com/office/word/2015/wordml/symex" xmlns:wpg="http://schemas.microsoft.com/office/word/2010/wordprocessingGroup" xmlns:wpi="http://schemas.microsoft.com/office/word/2010/wordprocessingInk" xmlns:wne="http://schemas.microsoft.com/office/word/2006/wordml" xmlns:wps="http://schemas.microsoft.com/office/word/2010/wordprocessingShape" mc:Ignorable="w14 w15 w16se w16cid w16 w16cex w16sdtdh w16du wp14">
   <w:p>
     <w:pPr>
@@ -7570,16 +7558,6 @@
 </w:ftr>
 </file>
 
-<file path=word/footer3.xml><?xml version="1.0" encoding="utf-8"?>
-<w:ftr xmlns:wpc="http://schemas.microsoft.com/office/word/2010/wordprocessingCanvas" xmlns:cx="http://schemas.microsoft.com/office/drawing/2014/chartex" xmlns:cx1="http://schemas.microsoft.com/office/drawing/2015/9/8/chartex" xmlns:cx2="http://schemas.microsoft.com/office/drawing/2015/10/21/chartex" xmlns:cx3="http://schemas.microsoft.com/office/drawing/2016/5/9/chartex" xmlns:cx4="http://schemas.microsoft.com/office/drawing/2016/5/10/chartex" xmlns:cx5="http://schemas.microsoft.com/office/drawing/2016/5/11/chartex" xmlns:cx6="http://schemas.microsoft.com/office/drawing/2016/5/12/chartex" xmlns:cx7="http://schemas.microsoft.com/office/drawing/2016/5/13/chartex" xmlns:cx8="http://schemas.microsoft.com/office/drawing/2016/5/14/chartex" xmlns:mc="http://schemas.openxmlformats.org/markup-compatibility/2006" xmlns:aink="http://schemas.microsoft.com/office/drawing/2016/ink" xmlns:am3d="http://schemas.microsoft.com/office/drawing/2017/model3d" xmlns:o="urn:schemas-microsoft-com:office:office" xmlns:oel="http://schemas.microsoft.com/office/2019/extlst" xmlns:r="http://schemas.openxmlformats.org/officeDocument/2006/relationships" xmlns:m="http://schemas.openxmlformats.org/officeDocument/2006/math" xmlns:v="urn:schemas-microsoft-com:vml" xmlns:wp14="http://schemas.microsoft.com/office/word/2010/wordprocessingDrawing" xmlns:wp="http://schemas.openxmlformats.org/drawingml/2006/wordprocessingDrawing" xmlns:w10="urn:schemas-microsoft-com:office:word" xmlns:w="http://schemas.openxmlformats.org/wordprocessingml/2006/main" xmlns:w14="http://schemas.microsoft.com/office/word/2010/wordml" xmlns:w15="http://schemas.microsoft.com/office/word/2012/wordml" xmlns:w16cex="http://schemas.microsoft.com/office/word/2018/wordml/cex" xmlns:w16cid="http://schemas.microsoft.com/office/word/2016/wordml/cid" xmlns:w16="http://schemas.microsoft.com/office/word/2018/wordml" xmlns:w16du="http://schemas.microsoft.com/office/word/2023/wordml/word16du" xmlns:w16sdtdh="http://schemas.microsoft.com/office/word/2020/wordml/sdtdatahash" xmlns:w16se="http://schemas.microsoft.com/office/word/2015/wordml/symex" xmlns:wpg="http://schemas.microsoft.com/office/word/2010/wordprocessingGroup" xmlns:wpi="http://schemas.microsoft.com/office/word/2010/wordprocessingInk" xmlns:wne="http://schemas.microsoft.com/office/word/2006/wordml" xmlns:wps="http://schemas.microsoft.com/office/word/2010/wordprocessingShape" mc:Ignorable="w14 w15 w16se w16cid w16 w16cex w16sdtdh w16du wp14">
-  <w:p>
-    <w:pPr>
-      <w:pStyle w:val="Footer"/>
-    </w:pPr>
-  </w:p>
-</w:ftr>
-</file>
-
 <file path=word/footnotes.xml><?xml version="1.0" encoding="utf-8"?>
 <w:footnotes xmlns:wpc="http://schemas.microsoft.com/office/word/2010/wordprocessingCanvas" xmlns:cx="http://schemas.microsoft.com/office/drawing/2014/chartex" xmlns:cx1="http://schemas.microsoft.com/office/drawing/2015/9/8/chartex" xmlns:cx2="http://schemas.microsoft.com/office/drawing/2015/10/21/chartex" xmlns:cx3="http://schemas.microsoft.com/office/drawing/2016/5/9/chartex" xmlns:cx4="http://schemas.microsoft.com/office/drawing/2016/5/10/chartex" xmlns:cx5="http://schemas.microsoft.com/office/drawing/2016/5/11/chartex" xmlns:cx6="http://schemas.microsoft.com/office/drawing/2016/5/12/chartex" xmlns:cx7="http://schemas.microsoft.com/office/drawing/2016/5/13/chartex" xmlns:cx8="http://schemas.microsoft.com/office/drawing/2016/5/14/chartex" xmlns:mc="http://schemas.openxmlformats.org/markup-compatibility/2006" xmlns:aink="http://schemas.microsoft.com/office/drawing/2016/ink" xmlns:am3d="http://schemas.microsoft.com/office/drawing/2017/model3d" xmlns:o="urn:schemas-microsoft-com:office:office" xmlns:oel="http://schemas.microsoft.com/office/2019/extlst" xmlns:r="http://schemas.openxmlformats.org/officeDocument/2006/relationships" xmlns:m="http://schemas.openxmlformats.org/officeDocument/2006/math" xmlns:v="urn:schemas-microsoft-com:vml" xmlns:wp14="http://schemas.microsoft.com/office/word/2010/wordprocessingDrawing" xmlns:wp="http://schemas.openxmlformats.org/drawingml/2006/wordprocessingDrawing" xmlns:w10="urn:schemas-microsoft-com:office:word" xmlns:w="http://schemas.openxmlformats.org/wordprocessingml/2006/main" xmlns:w14="http://schemas.microsoft.com/office/word/2010/wordml" xmlns:w15="http://schemas.microsoft.com/office/word/2012/wordml" xmlns:w16cex="http://schemas.microsoft.com/office/word/2018/wordml/cex" xmlns:w16cid="http://schemas.microsoft.com/office/word/2016/wordml/cid" xmlns:w16="http://schemas.microsoft.com/office/word/2018/wordml" xmlns:w16du="http://schemas.microsoft.com/office/word/2023/wordml/word16du" xmlns:w16sdtdh="http://schemas.microsoft.com/office/word/2020/wordml/sdtdatahash" xmlns:w16se="http://schemas.microsoft.com/office/word/2015/wordml/symex" xmlns:wpg="http://schemas.microsoft.com/office/word/2010/wordprocessingGroup" xmlns:wpi="http://schemas.microsoft.com/office/word/2010/wordprocessingInk" xmlns:wne="http://schemas.microsoft.com/office/word/2006/wordml" xmlns:wps="http://schemas.microsoft.com/office/word/2010/wordprocessingShape" mc:Ignorable="w14 w15 w16se w16cid w16 w16cex w16sdtdh w16du wp14">
   <w:footnote w:type="separator" w:id="-1">
@@ -7606,16 +7584,6 @@
 </file>
 
 <file path=word/header1.xml><?xml version="1.0" encoding="utf-8"?>
-<w:hdr xmlns:wpc="http://schemas.microsoft.com/office/word/2010/wordprocessingCanvas" xmlns:cx="http://schemas.microsoft.com/office/drawing/2014/chartex" xmlns:cx1="http://schemas.microsoft.com/office/drawing/2015/9/8/chartex" xmlns:cx2="http://schemas.microsoft.com/office/drawing/2015/10/21/chartex" xmlns:cx3="http://schemas.microsoft.com/office/drawing/2016/5/9/chartex" xmlns:cx4="http://schemas.microsoft.com/office/drawing/2016/5/10/chartex" xmlns:cx5="http://schemas.microsoft.com/office/drawing/2016/5/11/chartex" xmlns:cx6="http://schemas.microsoft.com/office/drawing/2016/5/12/chartex" xmlns:cx7="http://schemas.microsoft.com/office/drawing/2016/5/13/chartex" xmlns:cx8="http://schemas.microsoft.com/office/drawing/2016/5/14/chartex" xmlns:mc="http://schemas.openxmlformats.org/markup-compatibility/2006" xmlns:aink="http://schemas.microsoft.com/office/drawing/2016/ink" xmlns:am3d="http://schemas.microsoft.com/office/drawing/2017/model3d" xmlns:o="urn:schemas-microsoft-com:office:office" xmlns:oel="http://schemas.microsoft.com/office/2019/extlst" xmlns:r="http://schemas.openxmlformats.org/officeDocument/2006/relationships" xmlns:m="http://schemas.openxmlformats.org/officeDocument/2006/math" xmlns:v="urn:schemas-microsoft-com:vml" xmlns:wp14="http://schemas.microsoft.com/office/word/2010/wordprocessingDrawing" xmlns:wp="http://schemas.openxmlformats.org/drawingml/2006/wordprocessingDrawing" xmlns:w10="urn:schemas-microsoft-com:office:word" xmlns:w="http://schemas.openxmlformats.org/wordprocessingml/2006/main" xmlns:w14="http://schemas.microsoft.com/office/word/2010/wordml" xmlns:w15="http://schemas.microsoft.com/office/word/2012/wordml" xmlns:w16cex="http://schemas.microsoft.com/office/word/2018/wordml/cex" xmlns:w16cid="http://schemas.microsoft.com/office/word/2016/wordml/cid" xmlns:w16="http://schemas.microsoft.com/office/word/2018/wordml" xmlns:w16du="http://schemas.microsoft.com/office/word/2023/wordml/word16du" xmlns:w16sdtdh="http://schemas.microsoft.com/office/word/2020/wordml/sdtdatahash" xmlns:w16se="http://schemas.microsoft.com/office/word/2015/wordml/symex" xmlns:wpg="http://schemas.microsoft.com/office/word/2010/wordprocessingGroup" xmlns:wpi="http://schemas.microsoft.com/office/word/2010/wordprocessingInk" xmlns:wne="http://schemas.microsoft.com/office/word/2006/wordml" xmlns:wps="http://schemas.microsoft.com/office/word/2010/wordprocessingShape" mc:Ignorable="w14 w15 w16se w16cid w16 w16cex w16sdtdh w16du wp14">
-  <w:p>
-    <w:pPr>
-      <w:pStyle w:val="Header"/>
-    </w:pPr>
-  </w:p>
-</w:hdr>
-</file>
-
-<file path=word/header2.xml><?xml version="1.0" encoding="utf-8"?>
 <w:hdr xmlns:wpc="http://schemas.microsoft.com/office/word/2010/wordprocessingCanvas" xmlns:cx="http://schemas.microsoft.com/office/drawing/2014/chartex" xmlns:cx1="http://schemas.microsoft.com/office/drawing/2015/9/8/chartex" xmlns:cx2="http://schemas.microsoft.com/office/drawing/2015/10/21/chartex" xmlns:cx3="http://schemas.microsoft.com/office/drawing/2016/5/9/chartex" xmlns:cx4="http://schemas.microsoft.com/office/drawing/2016/5/10/chartex" xmlns:cx5="http://schemas.microsoft.com/office/drawing/2016/5/11/chartex" xmlns:cx6="http://schemas.microsoft.com/office/drawing/2016/5/12/chartex" xmlns:cx7="http://schemas.microsoft.com/office/drawing/2016/5/13/chartex" xmlns:cx8="http://schemas.microsoft.com/office/drawing/2016/5/14/chartex" xmlns:mc="http://schemas.openxmlformats.org/markup-compatibility/2006" xmlns:aink="http://schemas.microsoft.com/office/drawing/2016/ink" xmlns:am3d="http://schemas.microsoft.com/office/drawing/2017/model3d" xmlns:o="urn:schemas-microsoft-com:office:office" xmlns:oel="http://schemas.microsoft.com/office/2019/extlst" xmlns:r="http://schemas.openxmlformats.org/officeDocument/2006/relationships" xmlns:m="http://schemas.openxmlformats.org/officeDocument/2006/math" xmlns:v="urn:schemas-microsoft-com:vml" xmlns:wp14="http://schemas.microsoft.com/office/word/2010/wordprocessingDrawing" xmlns:wp="http://schemas.openxmlformats.org/drawingml/2006/wordprocessingDrawing" xmlns:w10="urn:schemas-microsoft-com:office:word" xmlns:w="http://schemas.openxmlformats.org/wordprocessingml/2006/main" xmlns:w14="http://schemas.microsoft.com/office/word/2010/wordml" xmlns:w15="http://schemas.microsoft.com/office/word/2012/wordml" xmlns:w16cex="http://schemas.microsoft.com/office/word/2018/wordml/cex" xmlns:w16cid="http://schemas.microsoft.com/office/word/2016/wordml/cid" xmlns:w16="http://schemas.microsoft.com/office/word/2018/wordml" xmlns:w16du="http://schemas.microsoft.com/office/word/2023/wordml/word16du" xmlns:w16sdtdh="http://schemas.microsoft.com/office/word/2020/wordml/sdtdatahash" xmlns:w16se="http://schemas.microsoft.com/office/word/2015/wordml/symex" xmlns:wpg="http://schemas.microsoft.com/office/word/2010/wordprocessingGroup" xmlns:wpi="http://schemas.microsoft.com/office/word/2010/wordprocessingInk" xmlns:wne="http://schemas.microsoft.com/office/word/2006/wordml" xmlns:wps="http://schemas.microsoft.com/office/word/2010/wordprocessingShape" mc:Ignorable="w14 w15 w16se w16cid w16 w16cex w16sdtdh w16du wp14">
   <w:p>
     <w:pPr>
@@ -7925,7 +7893,7 @@
           <wp:extent cx="3114675" cy="619874"/>
           <wp:effectExtent l="0" t="0" r="0" b="8890"/>
           <wp:wrapNone/>
-          <wp:docPr id="292408622" name="Picture 8" descr="A white background with black text&#10;&#10;Description automatically generated"/>
+          <wp:docPr id="2132057922" name="Picture 8" descr="A white background with black text&#10;&#10;Description automatically generated"/>
           <wp:cNvGraphicFramePr>
             <a:graphicFrameLocks xmlns:a="http://schemas.openxmlformats.org/drawingml/2006/main" noChangeAspect="1"/>
           </wp:cNvGraphicFramePr>
@@ -8413,8 +8381,9 @@
         <w:szCs w:val="18"/>
       </w:rPr>
       <w:tab/>
-      <w:t xml:space="preserve">     </w:t>
+      <w:t xml:space="preserve">     ${</w:t>
     </w:r>
+    <w:proofErr w:type="spellStart"/>
     <w:r>
       <w:rPr>
         <w:rFonts w:ascii="Consolas" w:hAnsi="Consolas"/>
@@ -8422,9 +8391,9 @@
         <w:sz w:val="18"/>
         <w:szCs w:val="18"/>
       </w:rPr>
-      <w:t>${</w:t>
+      <w:t>yearRange</w:t>
     </w:r>
-    <w:proofErr w:type="spellStart"/>
+    <w:proofErr w:type="spellEnd"/>
     <w:r>
       <w:rPr>
         <w:rFonts w:ascii="Consolas" w:hAnsi="Consolas"/>
@@ -8432,28 +8401,8 @@
         <w:sz w:val="18"/>
         <w:szCs w:val="18"/>
       </w:rPr>
-      <w:t>yearRange</w:t>
-    </w:r>
-    <w:proofErr w:type="spellEnd"/>
-    <w:r>
-      <w:rPr>
-        <w:rFonts w:ascii="Consolas" w:hAnsi="Consolas"/>
-        <w:color w:val="D8DEE9"/>
-        <w:sz w:val="18"/>
-        <w:szCs w:val="18"/>
-      </w:rPr>
       <w:t>}</w:t>
     </w:r>
-  </w:p>
-</w:hdr>
-</file>
-
-<file path=word/header3.xml><?xml version="1.0" encoding="utf-8"?>
-<w:hdr xmlns:wpc="http://schemas.microsoft.com/office/word/2010/wordprocessingCanvas" xmlns:cx="http://schemas.microsoft.com/office/drawing/2014/chartex" xmlns:cx1="http://schemas.microsoft.com/office/drawing/2015/9/8/chartex" xmlns:cx2="http://schemas.microsoft.com/office/drawing/2015/10/21/chartex" xmlns:cx3="http://schemas.microsoft.com/office/drawing/2016/5/9/chartex" xmlns:cx4="http://schemas.microsoft.com/office/drawing/2016/5/10/chartex" xmlns:cx5="http://schemas.microsoft.com/office/drawing/2016/5/11/chartex" xmlns:cx6="http://schemas.microsoft.com/office/drawing/2016/5/12/chartex" xmlns:cx7="http://schemas.microsoft.com/office/drawing/2016/5/13/chartex" xmlns:cx8="http://schemas.microsoft.com/office/drawing/2016/5/14/chartex" xmlns:mc="http://schemas.openxmlformats.org/markup-compatibility/2006" xmlns:aink="http://schemas.microsoft.com/office/drawing/2016/ink" xmlns:am3d="http://schemas.microsoft.com/office/drawing/2017/model3d" xmlns:o="urn:schemas-microsoft-com:office:office" xmlns:oel="http://schemas.microsoft.com/office/2019/extlst" xmlns:r="http://schemas.openxmlformats.org/officeDocument/2006/relationships" xmlns:m="http://schemas.openxmlformats.org/officeDocument/2006/math" xmlns:v="urn:schemas-microsoft-com:vml" xmlns:wp14="http://schemas.microsoft.com/office/word/2010/wordprocessingDrawing" xmlns:wp="http://schemas.openxmlformats.org/drawingml/2006/wordprocessingDrawing" xmlns:w10="urn:schemas-microsoft-com:office:word" xmlns:w="http://schemas.openxmlformats.org/wordprocessingml/2006/main" xmlns:w14="http://schemas.microsoft.com/office/word/2010/wordml" xmlns:w15="http://schemas.microsoft.com/office/word/2012/wordml" xmlns:w16cex="http://schemas.microsoft.com/office/word/2018/wordml/cex" xmlns:w16cid="http://schemas.microsoft.com/office/word/2016/wordml/cid" xmlns:w16="http://schemas.microsoft.com/office/word/2018/wordml" xmlns:w16du="http://schemas.microsoft.com/office/word/2023/wordml/word16du" xmlns:w16sdtdh="http://schemas.microsoft.com/office/word/2020/wordml/sdtdatahash" xmlns:w16se="http://schemas.microsoft.com/office/word/2015/wordml/symex" xmlns:wpg="http://schemas.microsoft.com/office/word/2010/wordprocessingGroup" xmlns:wpi="http://schemas.microsoft.com/office/word/2010/wordprocessingInk" xmlns:wne="http://schemas.microsoft.com/office/word/2006/wordml" xmlns:wps="http://schemas.microsoft.com/office/word/2010/wordprocessingShape" mc:Ignorable="w14 w15 w16se w16cid w16 w16cex w16sdtdh w16du wp14">
-  <w:p>
-    <w:pPr>
-      <w:pStyle w:val="Header"/>
-    </w:pPr>
   </w:p>
 </w:hdr>
 </file>
@@ -9477,7 +9426,7 @@
         <w:ind w:left="2635" w:hanging="360"/>
       </w:pPr>
     </w:lvl>
-    <w:lvl w:ilvl="2" w:tplc="3409001B" w:tentative="1">
+    <w:lvl w:ilvl="2" w:tplc="3409001B">
       <w:start w:val="1"/>
       <w:numFmt w:val="lowerRoman"/>
       <w:lvlText w:val="%3."/>
